--- a/Lettre_Motivation_Tamou_Eljerrari_V2.docx
+++ b/Lettre_Motivation_Tamou_Eljerrari_V2.docx
@@ -249,6 +249,125 @@
         <w:t>Tamou Eljerrari</w:t>
       </w:r>
     </w:p>
+    <w:p>
+      <w:pPr>
+        <w:spacing w:before="320" w:after="80"/>
+        <w:ind w:left="850"/>
+      </w:pPr>
+      <w:r>
+        <w:rPr>
+          <w:b/>
+          <w:color w:val="005288"/>
+          <w:sz w:val="20"/>
+        </w:rPr>
+        <w:t>Vidéo de présentation</w:t>
+      </w:r>
+    </w:p>
+    <w:p>
+      <w:pPr>
+        <w:spacing w:after="120"/>
+        <w:ind w:left="850"/>
+      </w:pPr>
+      <w:r>
+        <w:rPr>
+          <w:color w:val="5A5A5A"/>
+          <w:sz w:val="19"/>
+        </w:rPr>
+        <w:t>Scannez le QR code ou cliquez sur le lien pour me découvrir en vidéo :</w:t>
+      </w:r>
+    </w:p>
+    <w:tbl>
+      <w:tblPr>
+        <w:tblStyle w:val="TableGrid"/>
+        <w:tblW w:type="auto" w:w="0"/>
+        <w:tblLook w:firstColumn="1" w:firstRow="1" w:lastColumn="0" w:lastRow="0" w:noHBand="0" w:noVBand="1" w:val="04A0"/>
+      </w:tblPr>
+      <w:tblGrid>
+        <w:gridCol w:w="4680"/>
+        <w:gridCol w:w="4680"/>
+      </w:tblGrid>
+      <w:tr>
+        <w:tc>
+          <w:tcPr>
+            <w:tcW w:type="dxa" w:w="4680"/>
+            <w:tcBorders>
+              <w:top w:val="none"/>
+              <w:left w:val="none"/>
+              <w:bottom w:val="none"/>
+              <w:right w:val="none"/>
+            </w:tcBorders>
+          </w:tcPr>
+          <w:p/>
+          <w:p>
+            <w:pPr>
+              <w:ind w:left="850"/>
+            </w:pPr>
+            <w:r>
+              <w:drawing>
+                <wp:inline xmlns:a="http://schemas.openxmlformats.org/drawingml/2006/main" xmlns:pic="http://schemas.openxmlformats.org/drawingml/2006/picture">
+                  <wp:extent cx="1152000" cy="1152000"/>
+                  <wp:docPr id="1" name="Picture 1"/>
+                  <wp:cNvGraphicFramePr>
+                    <a:graphicFrameLocks noChangeAspect="1"/>
+                  </wp:cNvGraphicFramePr>
+                  <a:graphic>
+                    <a:graphicData uri="http://schemas.openxmlformats.org/drawingml/2006/picture">
+                      <pic:pic>
+                        <pic:nvPicPr>
+                          <pic:cNvPr id="0" name="qrcode_video.png"/>
+                          <pic:cNvPicPr/>
+                        </pic:nvPicPr>
+                        <pic:blipFill>
+                          <a:blip r:embed="rId9"/>
+                          <a:stretch>
+                            <a:fillRect/>
+                          </a:stretch>
+                        </pic:blipFill>
+                        <pic:spPr>
+                          <a:xfrm>
+                            <a:off x="0" y="0"/>
+                            <a:ext cx="1152000" cy="1152000"/>
+                          </a:xfrm>
+                          <a:prstGeom prst="rect"/>
+                        </pic:spPr>
+                      </pic:pic>
+                    </a:graphicData>
+                  </a:graphic>
+                </wp:inline>
+              </w:drawing>
+            </w:r>
+          </w:p>
+        </w:tc>
+        <w:tc>
+          <w:tcPr>
+            <w:tcW w:type="dxa" w:w="4680"/>
+            <w:tcBorders>
+              <w:top w:val="none"/>
+              <w:left w:val="none"/>
+              <w:bottom w:val="none"/>
+              <w:right w:val="none"/>
+            </w:tcBorders>
+          </w:tcPr>
+          <w:p/>
+          <w:p>
+            <w:pPr>
+              <w:spacing w:before="400"/>
+              <w:ind w:left="283"/>
+            </w:pPr>
+            <w:hyperlink r:id="rId10">
+              <w:r>
+                <w:rPr>
+                  <w:color w:val="005288"/>
+                  <w:u w:val="single"/>
+                  <w:sz w:val="20"/>
+                </w:rPr>
+                <w:t>▸  Voir ma vidéo de présentation</w:t>
+              </w:r>
+            </w:hyperlink>
+          </w:p>
+        </w:tc>
+      </w:tr>
+    </w:tbl>
     <w:sectPr>
       <w:pgSz w:w="12240" w:h="15840"/>
       <w:pgMar w:top="0" w:right="0" w:bottom="850" w:left="0" w:header="720" w:footer="720" w:gutter="0"/>
